--- a/Lab 3/Output of code.docx
+++ b/Lab 3/Output of code.docx
@@ -2,6 +2,184 @@
 <file path=word/document.xml><?xml version="1.0" encoding="utf-8"?>
 <w:document xmlns:wpc="http://schemas.microsoft.com/office/word/2010/wordprocessingCanvas" xmlns:cx="http://schemas.microsoft.com/office/drawing/2014/chartex" xmlns:cx1="http://schemas.microsoft.com/office/drawing/2015/9/8/chartex" xmlns:cx2="http://schemas.microsoft.com/office/drawing/2015/10/21/chartex" xmlns:cx3="http://schemas.microsoft.com/office/drawing/2016/5/9/chartex" xmlns:cx4="http://schemas.microsoft.com/office/drawing/2016/5/10/chartex" xmlns:cx5="http://schemas.microsoft.com/office/drawing/2016/5/11/chartex" xmlns:cx6="http://schemas.microsoft.com/office/drawing/2016/5/12/chartex" xmlns:cx7="http://schemas.microsoft.com/office/drawing/2016/5/13/chartex" xmlns:cx8="http://schemas.microsoft.com/office/drawing/2016/5/14/chartex" xmlns:mc="http://schemas.openxmlformats.org/markup-compatibility/2006" xmlns:m="http://schemas.openxmlformats.org/officeDocument/2006/math" xmlns:aink="http://schemas.microsoft.com/office/drawing/2016/ink" xmlns:am3d="http://schemas.microsoft.com/office/drawing/2017/model3d" xmlns:oel="http://schemas.microsoft.com/office/2019/extlst" xmlns:r="http://schemas.openxmlformats.org/officeDocument/2006/relationships" xmlns:wp14="http://schemas.microsoft.com/office/word/2010/wordprocessingDrawing" xmlns:wp="http://schemas.openxmlformats.org/drawingml/2006/wordprocessingDrawing" xmlns:wpg="http://schemas.microsoft.com/office/word/2010/wordprocessingGroup" xmlns:wpi="http://schemas.microsoft.com/office/word/2010/wordprocessingInk" xmlns:wps="http://schemas.microsoft.com/office/word/2010/wordprocessingShape" xmlns:o="urn:schemas-microsoft-com:office:office" xmlns:v="urn:schemas-microsoft-com:vml" xmlns:w10="urn:schemas-microsoft-com:office:word" xmlns:w="http://schemas.openxmlformats.org/wordprocessingml/2006/main" xmlns:w14="http://schemas.microsoft.com/office/word/2010/wordml" xmlns:w15="http://schemas.microsoft.com/office/word/2012/wordml" xmlns:w16cex="http://schemas.microsoft.com/office/word/2018/wordml/cex" xmlns:w16cid="http://schemas.microsoft.com/office/word/2016/wordml/cid" xmlns:w16="http://schemas.microsoft.com/office/word/2018/wordml" xmlns:w16sdtdh="http://schemas.microsoft.com/office/word/2020/wordml/sdtdatahash" xmlns:w16sdtfl="http://schemas.microsoft.com/office/word/2024/wordml/sdtformatlock" xmlns:w16se="http://schemas.microsoft.com/office/word/2015/wordml/symex" xmlns:w16du="http://schemas.microsoft.com/office/word/2023/wordml/word16du" xmlns:wne="http://schemas.microsoft.com/office/word/2006/wordml" mc:Ignorable="w14 w15 w16se w16cid w16 w16cex w16sdtdh w16sdtfl w16du wp14">
   <w:body>
+    <w:p>
+      <w:r>
+        <w:rPr>
+          <w:highlight w:val="yellow"/>
+        </w:rPr>
+        <w:t>Qn 1: Output</w:t>
+      </w:r>
+    </w:p>
+    <w:p>
+      <w:r>
+        <w:t xml:space="preserve">Enter your age </w:t>
+      </w:r>
+    </w:p>
+    <w:p>
+      <w:r>
+        <w:t>34</w:t>
+      </w:r>
+    </w:p>
+    <w:p>
+      <w:r>
+        <w:t xml:space="preserve">You are </w:t>
+      </w:r>
+      <w:r>
+        <w:t>eligible</w:t>
+      </w:r>
+      <w:r>
+        <w:t xml:space="preserve"> for the Voting in the Nepal</w:t>
+      </w:r>
+    </w:p>
+    <w:p>
+      <w:r>
+        <w:t xml:space="preserve">Enter your age </w:t>
+      </w:r>
+    </w:p>
+    <w:p>
+      <w:r>
+        <w:t>2</w:t>
+      </w:r>
+    </w:p>
+    <w:p>
+      <w:r>
+        <w:t xml:space="preserve"> You </w:t>
+      </w:r>
+      <w:proofErr w:type="spellStart"/>
+      <w:r>
+        <w:t>arenot</w:t>
+      </w:r>
+      <w:proofErr w:type="spellEnd"/>
+      <w:r>
+        <w:t xml:space="preserve"> eligible</w:t>
+      </w:r>
+      <w:r>
+        <w:t xml:space="preserve"> for the voting in the Nepal</w:t>
+      </w:r>
+    </w:p>
+    <w:p/>
+    <w:p>
+      <w:r>
+        <w:rPr>
+          <w:highlight w:val="yellow"/>
+        </w:rPr>
+        <w:t>Qn 2: Output</w:t>
+      </w:r>
+    </w:p>
+    <w:p>
+      <w:r>
+        <w:t>Enter the number to check whether it is odd or even</w:t>
+      </w:r>
+    </w:p>
+    <w:p>
+      <w:r>
+        <w:t>2</w:t>
+      </w:r>
+    </w:p>
+    <w:p>
+      <w:r>
+        <w:t>2 is even number</w:t>
+      </w:r>
+    </w:p>
+    <w:p>
+      <w:r>
+        <w:t>Enter the number to check whether it is odd or even</w:t>
+      </w:r>
+    </w:p>
+    <w:p>
+      <w:r>
+        <w:t>5</w:t>
+      </w:r>
+    </w:p>
+    <w:p>
+      <w:r>
+        <w:t>5 is odd number</w:t>
+      </w:r>
+    </w:p>
+    <w:p/>
+    <w:p>
+      <w:r>
+        <w:rPr>
+          <w:highlight w:val="yellow"/>
+        </w:rPr>
+        <w:t>Qn 3: Output</w:t>
+      </w:r>
+      <w:r>
+        <w:t xml:space="preserve"> </w:t>
+      </w:r>
+    </w:p>
+    <w:p>
+      <w:r>
+        <w:t>Enter the first number</w:t>
+      </w:r>
+    </w:p>
+    <w:p>
+      <w:r>
+        <w:t>6</w:t>
+      </w:r>
+    </w:p>
+    <w:p>
+      <w:r>
+        <w:t xml:space="preserve">Enter the second number </w:t>
+      </w:r>
+    </w:p>
+    <w:p>
+      <w:r>
+        <w:t>3</w:t>
+      </w:r>
+    </w:p>
+    <w:p>
+      <w:r>
+        <w:t xml:space="preserve"> </w:t>
+      </w:r>
+      <w:proofErr w:type="gramStart"/>
+      <w:r>
+        <w:t>Sum :</w:t>
+      </w:r>
+      <w:proofErr w:type="gramEnd"/>
+      <w:r>
+        <w:t xml:space="preserve"> 9</w:t>
+      </w:r>
+    </w:p>
+    <w:p>
+      <w:r>
+        <w:t xml:space="preserve"> </w:t>
+      </w:r>
+      <w:proofErr w:type="gramStart"/>
+      <w:r>
+        <w:t>Difference :</w:t>
+      </w:r>
+      <w:proofErr w:type="gramEnd"/>
+      <w:r>
+        <w:t xml:space="preserve"> 3</w:t>
+      </w:r>
+    </w:p>
+    <w:p>
+      <w:r>
+        <w:t xml:space="preserve"> </w:t>
+      </w:r>
+      <w:proofErr w:type="gramStart"/>
+      <w:r>
+        <w:t>Product :</w:t>
+      </w:r>
+      <w:proofErr w:type="gramEnd"/>
+      <w:r>
+        <w:t xml:space="preserve"> 18</w:t>
+      </w:r>
+    </w:p>
+    <w:p>
+      <w:r>
+        <w:t xml:space="preserve"> </w:t>
+      </w:r>
+      <w:proofErr w:type="gramStart"/>
+      <w:r>
+        <w:t>Division :</w:t>
+      </w:r>
+      <w:proofErr w:type="gramEnd"/>
+      <w:r>
+        <w:t xml:space="preserve"> 2</w:t>
+      </w:r>
+    </w:p>
     <w:p/>
     <w:sectPr>
       <w:pgSz w:w="11906" w:h="16838"/>

--- a/Lab 3/Output of code.docx
+++ b/Lab 3/Output of code.docx
@@ -65,6 +65,9 @@
         </w:rPr>
         <w:t>Qn 2: Output</w:t>
       </w:r>
+      <w:r>
+        <w:t>-0</w:t>
+      </w:r>
     </w:p>
     <w:p>
       <w:r>
@@ -79,6 +82,9 @@
     <w:p>
       <w:r>
         <w:t>2 is even number</w:t>
+      </w:r>
+      <w:r>
+        <w:t>s</w:t>
       </w:r>
     </w:p>
     <w:p>

--- a/Lab 3/Output of code.docx
+++ b/Lab 3/Output of code.docx
@@ -22,13 +22,7 @@
     </w:p>
     <w:p>
       <w:r>
-        <w:t xml:space="preserve">You are </w:t>
-      </w:r>
-      <w:r>
-        <w:t>eligible</w:t>
-      </w:r>
-      <w:r>
-        <w:t xml:space="preserve"> for the Voting in the Nepal</w:t>
+        <w:t>You are eligible for the Voting in the Nepal</w:t>
       </w:r>
     </w:p>
     <w:p>
@@ -51,10 +45,7 @@
       </w:r>
       <w:proofErr w:type="spellEnd"/>
       <w:r>
-        <w:t xml:space="preserve"> eligible</w:t>
-      </w:r>
-      <w:r>
-        <w:t xml:space="preserve"> for the voting in the Nepal</w:t>
+        <w:t xml:space="preserve"> eligible for the voting in the Nepal</w:t>
       </w:r>
     </w:p>
     <w:p/>
@@ -186,6 +177,104 @@
         <w:t xml:space="preserve"> 2</w:t>
       </w:r>
     </w:p>
+    <w:p/>
+    <w:p>
+      <w:r>
+        <w:rPr>
+          <w:highlight w:val="yellow"/>
+        </w:rPr>
+        <w:t xml:space="preserve">Qn </w:t>
+      </w:r>
+      <w:r>
+        <w:rPr>
+          <w:highlight w:val="yellow"/>
+        </w:rPr>
+        <w:t>4</w:t>
+      </w:r>
+      <w:r>
+        <w:rPr>
+          <w:highlight w:val="yellow"/>
+        </w:rPr>
+        <w:t>: Output</w:t>
+      </w:r>
+      <w:r>
+        <w:t xml:space="preserve"> </w:t>
+      </w:r>
+    </w:p>
+    <w:p>
+      <w:r>
+        <w:t xml:space="preserve">Enter the two </w:t>
+      </w:r>
+      <w:proofErr w:type="gramStart"/>
+      <w:r>
+        <w:t>number :</w:t>
+      </w:r>
+      <w:proofErr w:type="gramEnd"/>
+      <w:r>
+        <w:t xml:space="preserve"> </w:t>
+      </w:r>
+    </w:p>
+    <w:p>
+      <w:r>
+        <w:lastRenderedPageBreak/>
+        <w:t>1</w:t>
+      </w:r>
+    </w:p>
+    <w:p>
+      <w:r>
+        <w:t>2</w:t>
+      </w:r>
+    </w:p>
+    <w:p>
+      <w:r>
+        <w:t xml:space="preserve"> </w:t>
+      </w:r>
+      <w:proofErr w:type="spellStart"/>
+      <w:r>
+        <w:t>Lagrest</w:t>
+      </w:r>
+      <w:proofErr w:type="spellEnd"/>
+      <w:r>
+        <w:t xml:space="preserve"> </w:t>
+      </w:r>
+      <w:proofErr w:type="gramStart"/>
+      <w:r>
+        <w:t>one :</w:t>
+      </w:r>
+      <w:proofErr w:type="gramEnd"/>
+      <w:r>
+        <w:t xml:space="preserve"> 2</w:t>
+      </w:r>
+    </w:p>
+    <w:p>
+      <w:r>
+        <w:t xml:space="preserve">Enter the two </w:t>
+      </w:r>
+      <w:proofErr w:type="gramStart"/>
+      <w:r>
+        <w:t>number :</w:t>
+      </w:r>
+      <w:proofErr w:type="gramEnd"/>
+      <w:r>
+        <w:t xml:space="preserve"> </w:t>
+      </w:r>
+    </w:p>
+    <w:p>
+      <w:r>
+        <w:t>2</w:t>
+      </w:r>
+    </w:p>
+    <w:p>
+      <w:r>
+        <w:t>2</w:t>
+      </w:r>
+    </w:p>
+    <w:p>
+      <w:r>
+        <w:t>Both is equal : 2 and 2</w:t>
+      </w:r>
+    </w:p>
+    <w:p/>
     <w:p/>
     <w:sectPr>
       <w:pgSz w:w="11906" w:h="16838"/>

--- a/Lab 3/Output of code.docx
+++ b/Lab 3/Output of code.docx
@@ -275,6 +275,54 @@
       </w:r>
     </w:p>
     <w:p/>
+    <w:p>
+      <w:r>
+        <w:rPr>
+          <w:highlight w:val="yellow"/>
+        </w:rPr>
+        <w:t xml:space="preserve">Qn </w:t>
+      </w:r>
+      <w:r>
+        <w:rPr>
+          <w:highlight w:val="yellow"/>
+        </w:rPr>
+        <w:t>5</w:t>
+      </w:r>
+      <w:r>
+        <w:rPr>
+          <w:highlight w:val="yellow"/>
+        </w:rPr>
+        <w:t>: Output</w:t>
+      </w:r>
+      <w:r>
+        <w:t xml:space="preserve"> </w:t>
+      </w:r>
+    </w:p>
+    <w:p>
+      <w:r>
+        <w:t xml:space="preserve">Enter the three number </w:t>
+      </w:r>
+    </w:p>
+    <w:p>
+      <w:r>
+        <w:t>3443455</w:t>
+      </w:r>
+    </w:p>
+    <w:p>
+      <w:r>
+        <w:t>989</w:t>
+      </w:r>
+    </w:p>
+    <w:p>
+      <w:r>
+        <w:t>12</w:t>
+      </w:r>
+    </w:p>
+    <w:p>
+      <w:r>
+        <w:t>Middle number: 989</w:t>
+      </w:r>
+    </w:p>
     <w:p/>
     <w:sectPr>
       <w:pgSz w:w="11906" w:h="16838"/>

--- a/Lab 3/Output of code.docx
+++ b/Lab 3/Output of code.docx
@@ -321,6 +321,50 @@
     <w:p>
       <w:r>
         <w:t>Middle number: 989</w:t>
+      </w:r>
+    </w:p>
+    <w:p/>
+    <w:p>
+      <w:r>
+        <w:rPr>
+          <w:highlight w:val="yellow"/>
+        </w:rPr>
+        <w:t xml:space="preserve">Qn </w:t>
+      </w:r>
+      <w:r>
+        <w:rPr>
+          <w:highlight w:val="yellow"/>
+        </w:rPr>
+        <w:t>6</w:t>
+      </w:r>
+      <w:r>
+        <w:rPr>
+          <w:highlight w:val="yellow"/>
+        </w:rPr>
+        <w:t>: Output</w:t>
+      </w:r>
+      <w:r>
+        <w:t xml:space="preserve"> </w:t>
+      </w:r>
+    </w:p>
+    <w:p>
+      <w:r>
+        <w:t>Enter a character: q</w:t>
+      </w:r>
+    </w:p>
+    <w:p>
+      <w:r>
+        <w:t>It is a consonant.</w:t>
+      </w:r>
+    </w:p>
+    <w:p>
+      <w:r>
+        <w:t>Enter a character: a</w:t>
+      </w:r>
+    </w:p>
+    <w:p>
+      <w:r>
+        <w:t>It is a vowel.</w:t>
       </w:r>
     </w:p>
     <w:p/>
